--- a/templates/PHYSICIAN_FOLLOW_UP.docx
+++ b/templates/PHYSICIAN_FOLLOW_UP.docx
@@ -501,7 +501,6 @@
           <w:rFonts w:ascii="Times New Roman" w:hAnsi="Times New Roman" w:cs="Times New Roman"/>
           <w:bCs/>
         </w:rPr>
-        <w:sym w:font="Wingdings" w:char="F06F"/>
       </w:r>
       <w:r>
         <w:rPr>
@@ -515,7 +514,6 @@
           <w:rFonts w:ascii="Times New Roman" w:hAnsi="Times New Roman" w:cs="Times New Roman"/>
           <w:bCs/>
         </w:rPr>
-        <w:sym w:font="Wingdings" w:char="F06F"/>
       </w:r>
       <w:r>
         <w:rPr>
@@ -529,7 +527,6 @@
           <w:rFonts w:ascii="Times New Roman" w:hAnsi="Times New Roman" w:cs="Times New Roman"/>
           <w:bCs/>
         </w:rPr>
-        <w:sym w:font="Wingdings" w:char="F06F"/>
       </w:r>
       <w:r>
         <w:rPr>
@@ -543,7 +540,6 @@
           <w:rFonts w:ascii="Times New Roman" w:hAnsi="Times New Roman" w:cs="Times New Roman"/>
           <w:bCs/>
         </w:rPr>
-        <w:sym w:font="Wingdings" w:char="F06F"/>
       </w:r>
       <w:r>
         <w:rPr>
@@ -557,7 +553,6 @@
           <w:rFonts w:ascii="Times New Roman" w:hAnsi="Times New Roman" w:cs="Times New Roman"/>
           <w:bCs/>
         </w:rPr>
-        <w:sym w:font="Wingdings" w:char="F06F"/>
       </w:r>
       <w:r>
         <w:rPr>
